--- a/artifacts/manuscript_final/for_submission/supplementary_information_final.docx
+++ b/artifacts/manuscript_final/for_submission/supplementary_information_final.docx
@@ -7179,8 +7179,25 @@
       <w:r>
         <w:rPr>
           <w:rFonts w:ascii="Times New Roman" w:hAnsi="Times New Roman" w:cs="Times New Roman"/>
+          <w:highlight w:val="yellow"/>
         </w:rPr>
-        <w:t>Fig. S-4 shows predicted cell contours on the phase-gradient magnitude for one validation window, as a qualitative illustration of the boundary cue used by the BGA term. Its quantitative effect is assessed by the loss ablation (Table 3 of the main text and Table S-2).</w:t>
+        <w:t xml:space="preserve">Fig. S-4 shows the predicted cell contours of EdgeSAM (</w:t>
+      </w:r>
+      <w:r>
+        <w:rPr>
+          <w:rFonts w:ascii="Times New Roman" w:hAnsi="Times New Roman" w:cs="Times New Roman"/>
+          <w:i/>
+          <w:iCs/>
+          <w:highlight w:val="yellow"/>
+        </w:rPr>
+        <w:t xml:space="preserve">r</w:t>
+      </w:r>
+      <w:r>
+        <w:rPr>
+          <w:rFonts w:ascii="Times New Roman" w:hAnsi="Times New Roman" w:cs="Times New Roman"/>
+          <w:highlight w:val="yellow"/>
+        </w:rPr>
+        <w:t xml:space="preserve">=32) on the phase-gradient magnitude for one validation image, as a qualitative illustration of the boundary cue used by the BGA term. Its quantitative effect is assessed by the loss ablation (Table 3 of the main text and Table S-2).</w:t>
       </w:r>
     </w:p>
     <w:p>
@@ -7259,7 +7276,7 @@
         <w:rPr>
           <w:highlight w:val="yellow"/>
         </w:rPr>
-        <w:t xml:space="preserve">Phase map, phase-gradient magnitude, and contours of EdgeSAM (</w:t>
+        <w:t xml:space="preserve">Phase map (rad), phase-gradient magnitude, and contours of EdgeSAM (</w:t>
       </w:r>
       <w:r>
         <w:rPr>
@@ -7273,21 +7290,7 @@
         <w:rPr>
           <w:highlight w:val="yellow"/>
         </w:rPr>
-        <w:t xml:space="preserve">=32) and MobileSAM (</w:t>
-      </w:r>
-      <w:r>
-        <w:rPr>
-          <w:i/>
-          <w:iCs/>
-          <w:highlight w:val="yellow"/>
-        </w:rPr>
-        <w:t xml:space="preserve">r</w:t>
-      </w:r>
-      <w:r>
-        <w:rPr>
-          <w:highlight w:val="yellow"/>
-        </w:rPr>
-        <w:t xml:space="preserve">=8) (seed 42) on the gradient magnitude. The window is the 256 × 256 px window with the most annotated foreground on a 32 px grid within the validation image with the most annotated foreground; it coincides with the discocyte window of Fig. 6 because discocytes dominate that image.</w:t>
+        <w:t xml:space="preserve">=32) (training seed 42) on the phase-gradient magnitude, for the full 768 × 768 px field (110.7 µm) of the validation image with the most annotated foreground. Scale bars: 20 µm.</w:t>
       </w:r>
     </w:p>
     <w:p>

--- a/artifacts/manuscript_final/for_submission/supplementary_information_final.docx
+++ b/artifacts/manuscript_final/for_submission/supplementary_information_final.docx
@@ -7181,23 +7181,7 @@
           <w:rFonts w:ascii="Times New Roman" w:hAnsi="Times New Roman" w:cs="Times New Roman"/>
           <w:highlight w:val="yellow"/>
         </w:rPr>
-        <w:t xml:space="preserve">Fig. S-4 shows the predicted cell contours of EdgeSAM (</w:t>
-      </w:r>
-      <w:r>
-        <w:rPr>
-          <w:rFonts w:ascii="Times New Roman" w:hAnsi="Times New Roman" w:cs="Times New Roman"/>
-          <w:i/>
-          <w:iCs/>
-          <w:highlight w:val="yellow"/>
-        </w:rPr>
-        <w:t xml:space="preserve">r</w:t>
-      </w:r>
-      <w:r>
-        <w:rPr>
-          <w:rFonts w:ascii="Times New Roman" w:hAnsi="Times New Roman" w:cs="Times New Roman"/>
-          <w:highlight w:val="yellow"/>
-        </w:rPr>
-        <w:t xml:space="preserve">=32) on the phase-gradient magnitude for one validation image, as a qualitative illustration of the boundary cue used by the BGA term. Its quantitative effect is assessed by the loss ablation (Table 3 of the main text and Table S-2).</w:t>
+        <w:t xml:space="preserve">Fig. S-4 shows predicted cell contours on the phase-gradient magnitude for one validation window, as a qualitative illustration of the boundary cue used by the BGA term. Its quantitative effect is assessed by the loss ablation (Table 3 of the main text and Table S-2).</w:t>
       </w:r>
     </w:p>
     <w:p>
@@ -7276,7 +7260,7 @@
         <w:rPr>
           <w:highlight w:val="yellow"/>
         </w:rPr>
-        <w:t xml:space="preserve">Phase map (rad), phase-gradient magnitude, and contours of EdgeSAM (</w:t>
+        <w:t xml:space="preserve">Phase map, phase-gradient magnitude, and contours of EdgeSAM (</w:t>
       </w:r>
       <w:r>
         <w:rPr>
@@ -7290,7 +7274,21 @@
         <w:rPr>
           <w:highlight w:val="yellow"/>
         </w:rPr>
-        <w:t xml:space="preserve">=32) (training seed 42) on the phase-gradient magnitude, for the full 768 × 768 px field (110.7 µm) of the validation image with the most annotated foreground. Scale bars: 20 µm.</w:t>
+        <w:t xml:space="preserve">=32) and MobileSAM (</w:t>
+      </w:r>
+      <w:r>
+        <w:rPr>
+          <w:i/>
+          <w:iCs/>
+          <w:highlight w:val="yellow"/>
+        </w:rPr>
+        <w:t xml:space="preserve">r</w:t>
+      </w:r>
+      <w:r>
+        <w:rPr>
+          <w:highlight w:val="yellow"/>
+        </w:rPr>
+        <w:t xml:space="preserve">=8) (seed 42) on the gradient magnitude. The window is the 256 × 256 px window with the most annotated foreground on a 32 px grid within the validation image with the most annotated foreground; it coincides with the discocyte window of Fig. 6 because discocytes dominate that image.</w:t>
       </w:r>
     </w:p>
     <w:p>
